--- a/教学日历模板.docx
+++ b/教学日历模板.docx
@@ -719,18 +719,6 @@
         </w:tc>
       </w:tr>
     </w:tbl>
-    <w:p>
-      <w:pPr>
-        <w:jc w:val="center"/>
-        <w:rPr>
-          <w:rFonts w:ascii="宋体" w:hAnsi="宋体"/>
-          <w:b/>
-          <w:sz w:val="32"/>
-          <w:szCs w:val="32"/>
-          <w:u w:val="single"/>
-        </w:rPr>
-      </w:pPr>
-    </w:p>
     <w:p>
       <w:pPr>
         <w:jc w:val="center"/>
@@ -831,8 +819,8 @@
         <w:tblLook w:val="04A0" w:firstRow="1" w:lastRow="0" w:firstColumn="1" w:lastColumn="0" w:noHBand="0" w:noVBand="1"/>
       </w:tblPr>
       <w:tblGrid>
-        <w:gridCol w:w="886"/>
-        <w:gridCol w:w="1661"/>
+        <w:gridCol w:w="1129"/>
+        <w:gridCol w:w="1418"/>
         <w:gridCol w:w="992"/>
         <w:gridCol w:w="709"/>
         <w:gridCol w:w="3544"/>
@@ -845,11 +833,12 @@
         </w:trPr>
         <w:tc>
           <w:tcPr>
-            <w:tcW w:w="886" w:type="dxa"/>
-            <w:vAlign w:val="center"/>
-          </w:tcPr>
-          <w:p>
-            <w:pPr>
+            <w:tcW w:w="1129" w:type="dxa"/>
+            <w:vAlign w:val="center"/>
+          </w:tcPr>
+          <w:p>
+            <w:pPr>
+              <w:spacing w:line="320" w:lineRule="exact"/>
               <w:jc w:val="center"/>
               <w:rPr>
                 <w:rFonts w:ascii="宋体" w:hAnsi="宋体"/>
@@ -864,43 +853,23 @@
                 <w:sz w:val="24"/>
               </w:rPr>
               <w:lastRenderedPageBreak/>
-              <w:t>校历</w:t>
-            </w:r>
-          </w:p>
-          <w:p>
-            <w:pPr>
-              <w:spacing w:line="240" w:lineRule="exact"/>
+              <w:t>周次</w:t>
+            </w:r>
+          </w:p>
+        </w:tc>
+        <w:tc>
+          <w:tcPr>
+            <w:tcW w:w="1418" w:type="dxa"/>
+            <w:vAlign w:val="center"/>
+          </w:tcPr>
+          <w:p>
+            <w:pPr>
+              <w:spacing w:line="320" w:lineRule="exact"/>
               <w:jc w:val="center"/>
               <w:rPr>
                 <w:rFonts w:ascii="宋体" w:hAnsi="宋体"/>
                 <w:b/>
                 <w:sz w:val="24"/>
-              </w:rPr>
-            </w:pPr>
-            <w:r>
-              <w:rPr>
-                <w:rFonts w:ascii="宋体" w:hAnsi="宋体" w:hint="eastAsia"/>
-                <w:b/>
-                <w:sz w:val="24"/>
-              </w:rPr>
-              <w:t>周次</w:t>
-            </w:r>
-          </w:p>
-        </w:tc>
-        <w:tc>
-          <w:tcPr>
-            <w:tcW w:w="1661" w:type="dxa"/>
-            <w:vAlign w:val="center"/>
-          </w:tcPr>
-          <w:p>
-            <w:pPr>
-              <w:spacing w:line="240" w:lineRule="exact"/>
-              <w:jc w:val="center"/>
-              <w:rPr>
-                <w:rFonts w:ascii="宋体" w:hAnsi="宋体"/>
-                <w:b/>
-                <w:sz w:val="30"/>
-                <w:szCs w:val="30"/>
               </w:rPr>
             </w:pPr>
             <w:r>
@@ -1021,7 +990,7 @@
         </w:trPr>
         <w:tc>
           <w:tcPr>
-            <w:tcW w:w="886" w:type="dxa"/>
+            <w:tcW w:w="1129" w:type="dxa"/>
             <w:vAlign w:val="center"/>
           </w:tcPr>
           <w:p>
@@ -1044,7 +1013,7 @@
         </w:tc>
         <w:tc>
           <w:tcPr>
-            <w:tcW w:w="1661" w:type="dxa"/>
+            <w:tcW w:w="1418" w:type="dxa"/>
             <w:vAlign w:val="center"/>
           </w:tcPr>
           <w:p>
@@ -1100,6 +1069,7 @@
               <w:autoSpaceDN w:val="0"/>
               <w:adjustRightInd w:val="0"/>
               <w:ind w:left="420" w:hanging="420"/>
+              <w:jc w:val="center"/>
               <w:rPr>
                 <w:rFonts w:ascii="宋体" w:hAnsi="宋体"/>
                 <w:color w:val="FF0000"/>
@@ -1133,7 +1103,7 @@
         </w:trPr>
         <w:tc>
           <w:tcPr>
-            <w:tcW w:w="886" w:type="dxa"/>
+            <w:tcW w:w="1129" w:type="dxa"/>
             <w:vAlign w:val="center"/>
           </w:tcPr>
           <w:p>
@@ -1156,7 +1126,7 @@
         </w:tc>
         <w:tc>
           <w:tcPr>
-            <w:tcW w:w="1661" w:type="dxa"/>
+            <w:tcW w:w="1418" w:type="dxa"/>
             <w:vAlign w:val="center"/>
           </w:tcPr>
           <w:p>
@@ -1213,6 +1183,7 @@
               <w:autoSpaceDN w:val="0"/>
               <w:adjustRightInd w:val="0"/>
               <w:ind w:left="420" w:hanging="420"/>
+              <w:jc w:val="center"/>
               <w:rPr>
                 <w:rFonts w:ascii="宋体" w:hAnsi="宋体" w:cs="宋体"/>
                 <w:szCs w:val="21"/>
@@ -1246,7 +1217,7 @@
         </w:trPr>
         <w:tc>
           <w:tcPr>
-            <w:tcW w:w="886" w:type="dxa"/>
+            <w:tcW w:w="1129" w:type="dxa"/>
             <w:vAlign w:val="center"/>
           </w:tcPr>
           <w:p>
@@ -1269,7 +1240,7 @@
         </w:tc>
         <w:tc>
           <w:tcPr>
-            <w:tcW w:w="1661" w:type="dxa"/>
+            <w:tcW w:w="1418" w:type="dxa"/>
             <w:vAlign w:val="center"/>
           </w:tcPr>
           <w:p>
@@ -1321,6 +1292,7 @@
           </w:tcPr>
           <w:p>
             <w:pPr>
+              <w:jc w:val="center"/>
               <w:rPr>
                 <w:rFonts w:ascii="宋体" w:hAnsi="宋体"/>
                 <w:szCs w:val="21"/>
@@ -1353,7 +1325,7 @@
         </w:trPr>
         <w:tc>
           <w:tcPr>
-            <w:tcW w:w="886" w:type="dxa"/>
+            <w:tcW w:w="1129" w:type="dxa"/>
             <w:vAlign w:val="center"/>
           </w:tcPr>
           <w:p>
@@ -1376,7 +1348,7 @@
         </w:tc>
         <w:tc>
           <w:tcPr>
-            <w:tcW w:w="1661" w:type="dxa"/>
+            <w:tcW w:w="1418" w:type="dxa"/>
             <w:vAlign w:val="center"/>
           </w:tcPr>
           <w:p>
@@ -1431,6 +1403,7 @@
               <w:autoSpaceDE w:val="0"/>
               <w:autoSpaceDN w:val="0"/>
               <w:adjustRightInd w:val="0"/>
+              <w:jc w:val="center"/>
               <w:rPr>
                 <w:rFonts w:ascii="宋体" w:hAnsi="宋体" w:cs="宋体"/>
                 <w:kern w:val="0"/>
@@ -1462,7 +1435,7 @@
         </w:trPr>
         <w:tc>
           <w:tcPr>
-            <w:tcW w:w="886" w:type="dxa"/>
+            <w:tcW w:w="1129" w:type="dxa"/>
             <w:vAlign w:val="center"/>
           </w:tcPr>
           <w:p>
@@ -1485,7 +1458,7 @@
         </w:tc>
         <w:tc>
           <w:tcPr>
-            <w:tcW w:w="1661" w:type="dxa"/>
+            <w:tcW w:w="1418" w:type="dxa"/>
             <w:vAlign w:val="center"/>
           </w:tcPr>
           <w:p>
@@ -1540,6 +1513,7 @@
               <w:autoSpaceDE w:val="0"/>
               <w:autoSpaceDN w:val="0"/>
               <w:adjustRightInd w:val="0"/>
+              <w:jc w:val="center"/>
               <w:rPr>
                 <w:rFonts w:ascii="宋体" w:hAnsi="宋体" w:cs="宋体"/>
                 <w:kern w:val="0"/>
@@ -1572,7 +1546,7 @@
         </w:trPr>
         <w:tc>
           <w:tcPr>
-            <w:tcW w:w="886" w:type="dxa"/>
+            <w:tcW w:w="1129" w:type="dxa"/>
             <w:vAlign w:val="center"/>
           </w:tcPr>
           <w:p>
@@ -1595,7 +1569,7 @@
         </w:tc>
         <w:tc>
           <w:tcPr>
-            <w:tcW w:w="1661" w:type="dxa"/>
+            <w:tcW w:w="1418" w:type="dxa"/>
             <w:vAlign w:val="center"/>
           </w:tcPr>
           <w:p>
@@ -1650,6 +1624,7 @@
               <w:autoSpaceDE w:val="0"/>
               <w:autoSpaceDN w:val="0"/>
               <w:adjustRightInd w:val="0"/>
+              <w:jc w:val="center"/>
               <w:rPr>
                 <w:rFonts w:ascii="宋体" w:hAnsi="宋体" w:cs="宋体"/>
                 <w:kern w:val="0"/>
@@ -1682,7 +1657,7 @@
         </w:trPr>
         <w:tc>
           <w:tcPr>
-            <w:tcW w:w="886" w:type="dxa"/>
+            <w:tcW w:w="1129" w:type="dxa"/>
             <w:vAlign w:val="center"/>
           </w:tcPr>
           <w:p>
@@ -1705,7 +1680,7 @@
         </w:tc>
         <w:tc>
           <w:tcPr>
-            <w:tcW w:w="1661" w:type="dxa"/>
+            <w:tcW w:w="1418" w:type="dxa"/>
             <w:vAlign w:val="center"/>
           </w:tcPr>
           <w:p>
@@ -1760,6 +1735,7 @@
               <w:autoSpaceDE w:val="0"/>
               <w:autoSpaceDN w:val="0"/>
               <w:adjustRightInd w:val="0"/>
+              <w:jc w:val="center"/>
               <w:rPr>
                 <w:rFonts w:ascii="宋体" w:hAnsi="宋体" w:cs="宋体"/>
                 <w:kern w:val="0"/>
@@ -1792,7 +1768,7 @@
         </w:trPr>
         <w:tc>
           <w:tcPr>
-            <w:tcW w:w="886" w:type="dxa"/>
+            <w:tcW w:w="1129" w:type="dxa"/>
             <w:vAlign w:val="center"/>
           </w:tcPr>
           <w:p>
@@ -1815,7 +1791,7 @@
         </w:tc>
         <w:tc>
           <w:tcPr>
-            <w:tcW w:w="1661" w:type="dxa"/>
+            <w:tcW w:w="1418" w:type="dxa"/>
             <w:vAlign w:val="center"/>
           </w:tcPr>
           <w:p>
@@ -1870,6 +1846,7 @@
               <w:autoSpaceDE w:val="0"/>
               <w:autoSpaceDN w:val="0"/>
               <w:adjustRightInd w:val="0"/>
+              <w:jc w:val="center"/>
               <w:rPr>
                 <w:rFonts w:ascii="宋体" w:hAnsi="宋体" w:cs="宋体"/>
                 <w:kern w:val="0"/>
@@ -1902,7 +1879,7 @@
         </w:trPr>
         <w:tc>
           <w:tcPr>
-            <w:tcW w:w="886" w:type="dxa"/>
+            <w:tcW w:w="1129" w:type="dxa"/>
             <w:vAlign w:val="center"/>
           </w:tcPr>
           <w:p>
@@ -1925,7 +1902,7 @@
         </w:tc>
         <w:tc>
           <w:tcPr>
-            <w:tcW w:w="1661" w:type="dxa"/>
+            <w:tcW w:w="1418" w:type="dxa"/>
             <w:vAlign w:val="center"/>
           </w:tcPr>
           <w:p>
@@ -1978,6 +1955,7 @@
           </w:tcPr>
           <w:p>
             <w:pPr>
+              <w:jc w:val="center"/>
               <w:rPr>
                 <w:rFonts w:ascii="宋体" w:hAnsi="宋体" w:cs="宋体"/>
                 <w:kern w:val="0"/>
@@ -2010,7 +1988,7 @@
         </w:trPr>
         <w:tc>
           <w:tcPr>
-            <w:tcW w:w="886" w:type="dxa"/>
+            <w:tcW w:w="1129" w:type="dxa"/>
             <w:vAlign w:val="center"/>
           </w:tcPr>
           <w:p>
@@ -2033,7 +2011,7 @@
         </w:tc>
         <w:tc>
           <w:tcPr>
-            <w:tcW w:w="1661" w:type="dxa"/>
+            <w:tcW w:w="1418" w:type="dxa"/>
             <w:vAlign w:val="center"/>
           </w:tcPr>
           <w:p>
@@ -2086,6 +2064,7 @@
           </w:tcPr>
           <w:p>
             <w:pPr>
+              <w:jc w:val="center"/>
               <w:rPr>
                 <w:rFonts w:ascii="宋体" w:hAnsi="宋体" w:cs="宋体"/>
                 <w:kern w:val="0"/>
@@ -2119,7 +2098,7 @@
         </w:trPr>
         <w:tc>
           <w:tcPr>
-            <w:tcW w:w="886" w:type="dxa"/>
+            <w:tcW w:w="1129" w:type="dxa"/>
             <w:vAlign w:val="center"/>
           </w:tcPr>
           <w:p>
@@ -2142,7 +2121,7 @@
         </w:tc>
         <w:tc>
           <w:tcPr>
-            <w:tcW w:w="1661" w:type="dxa"/>
+            <w:tcW w:w="1418" w:type="dxa"/>
             <w:vAlign w:val="center"/>
           </w:tcPr>
           <w:p>
@@ -2195,6 +2174,7 @@
           </w:tcPr>
           <w:p>
             <w:pPr>
+              <w:jc w:val="center"/>
               <w:rPr>
                 <w:rFonts w:ascii="宋体" w:hAnsi="宋体" w:cs="宋体"/>
                 <w:kern w:val="0"/>
@@ -2228,7 +2208,7 @@
         </w:trPr>
         <w:tc>
           <w:tcPr>
-            <w:tcW w:w="886" w:type="dxa"/>
+            <w:tcW w:w="1129" w:type="dxa"/>
             <w:vAlign w:val="center"/>
           </w:tcPr>
           <w:p>
@@ -2251,7 +2231,7 @@
         </w:tc>
         <w:tc>
           <w:tcPr>
-            <w:tcW w:w="1661" w:type="dxa"/>
+            <w:tcW w:w="1418" w:type="dxa"/>
             <w:vAlign w:val="center"/>
           </w:tcPr>
           <w:p>
@@ -2304,6 +2284,7 @@
           </w:tcPr>
           <w:p>
             <w:pPr>
+              <w:jc w:val="center"/>
               <w:rPr>
                 <w:rFonts w:ascii="宋体" w:hAnsi="宋体" w:cs="宋体"/>
                 <w:kern w:val="0"/>
@@ -2337,7 +2318,7 @@
         </w:trPr>
         <w:tc>
           <w:tcPr>
-            <w:tcW w:w="886" w:type="dxa"/>
+            <w:tcW w:w="1129" w:type="dxa"/>
             <w:vAlign w:val="center"/>
           </w:tcPr>
           <w:p>
@@ -2360,7 +2341,7 @@
         </w:tc>
         <w:tc>
           <w:tcPr>
-            <w:tcW w:w="1661" w:type="dxa"/>
+            <w:tcW w:w="1418" w:type="dxa"/>
             <w:vAlign w:val="center"/>
           </w:tcPr>
           <w:p>
@@ -2413,6 +2394,7 @@
           </w:tcPr>
           <w:p>
             <w:pPr>
+              <w:jc w:val="center"/>
               <w:rPr>
                 <w:rFonts w:ascii="宋体" w:hAnsi="宋体" w:cs="宋体"/>
                 <w:kern w:val="0"/>
@@ -2444,7 +2426,7 @@
         </w:trPr>
         <w:tc>
           <w:tcPr>
-            <w:tcW w:w="886" w:type="dxa"/>
+            <w:tcW w:w="1129" w:type="dxa"/>
             <w:vAlign w:val="center"/>
           </w:tcPr>
           <w:p>
@@ -2467,7 +2449,7 @@
         </w:tc>
         <w:tc>
           <w:tcPr>
-            <w:tcW w:w="1661" w:type="dxa"/>
+            <w:tcW w:w="1418" w:type="dxa"/>
             <w:vAlign w:val="center"/>
           </w:tcPr>
           <w:p>
@@ -2520,6 +2502,7 @@
           </w:tcPr>
           <w:p>
             <w:pPr>
+              <w:jc w:val="center"/>
               <w:rPr>
                 <w:rFonts w:ascii="宋体" w:hAnsi="宋体" w:cs="宋体"/>
                 <w:kern w:val="0"/>
@@ -2553,7 +2536,7 @@
         </w:trPr>
         <w:tc>
           <w:tcPr>
-            <w:tcW w:w="886" w:type="dxa"/>
+            <w:tcW w:w="1129" w:type="dxa"/>
             <w:vAlign w:val="center"/>
           </w:tcPr>
           <w:p>
@@ -2583,7 +2566,7 @@
         </w:tc>
         <w:tc>
           <w:tcPr>
-            <w:tcW w:w="1661" w:type="dxa"/>
+            <w:tcW w:w="1418" w:type="dxa"/>
             <w:vAlign w:val="center"/>
           </w:tcPr>
           <w:p>
@@ -2636,6 +2619,7 @@
           </w:tcPr>
           <w:p>
             <w:pPr>
+              <w:jc w:val="center"/>
               <w:rPr>
                 <w:rFonts w:ascii="宋体" w:hAnsi="宋体" w:cs="宋体"/>
                 <w:kern w:val="0"/>
@@ -2669,7 +2653,7 @@
         </w:trPr>
         <w:tc>
           <w:tcPr>
-            <w:tcW w:w="886" w:type="dxa"/>
+            <w:tcW w:w="1129" w:type="dxa"/>
             <w:vAlign w:val="center"/>
           </w:tcPr>
           <w:p>
@@ -2692,7 +2676,7 @@
         </w:tc>
         <w:tc>
           <w:tcPr>
-            <w:tcW w:w="1661" w:type="dxa"/>
+            <w:tcW w:w="1418" w:type="dxa"/>
             <w:vAlign w:val="center"/>
           </w:tcPr>
           <w:p>
@@ -2747,6 +2731,7 @@
           </w:tcPr>
           <w:p>
             <w:pPr>
+              <w:jc w:val="center"/>
               <w:rPr>
                 <w:rFonts w:ascii="宋体" w:hAnsi="宋体" w:cs="宋体"/>
                 <w:kern w:val="0"/>
@@ -2780,7 +2765,7 @@
         </w:trPr>
         <w:tc>
           <w:tcPr>
-            <w:tcW w:w="886" w:type="dxa"/>
+            <w:tcW w:w="1129" w:type="dxa"/>
             <w:vAlign w:val="center"/>
           </w:tcPr>
           <w:p>
@@ -2810,7 +2795,7 @@
         </w:tc>
         <w:tc>
           <w:tcPr>
-            <w:tcW w:w="1661" w:type="dxa"/>
+            <w:tcW w:w="1418" w:type="dxa"/>
             <w:vAlign w:val="center"/>
           </w:tcPr>
           <w:p>
@@ -2863,6 +2848,7 @@
           </w:tcPr>
           <w:p>
             <w:pPr>
+              <w:jc w:val="center"/>
               <w:rPr>
                 <w:szCs w:val="21"/>
               </w:rPr>
